--- a/p3/report.docx
+++ b/p3/report.docx
@@ -65,6 +65,7 @@
       <w:r>
         <w:rPr>
           <w:rStyle w:val="Strong"/>
+          <w:noProof/>
         </w:rPr>
         <w:drawing>
           <wp:anchor distT="0" distB="0" distL="114300" distR="114300" simplePos="0" relativeHeight="251659264" behindDoc="0" locked="0" layoutInCell="1" allowOverlap="1" wp14:anchorId="66E9EED3" wp14:editId="2644ACC5">
@@ -142,6 +143,7 @@
       <w:r>
         <w:rPr>
           <w:rStyle w:val="Strong"/>
+          <w:noProof/>
         </w:rPr>
         <w:drawing>
           <wp:anchor distT="0" distB="0" distL="114300" distR="114300" simplePos="0" relativeHeight="251661312" behindDoc="0" locked="0" layoutInCell="1" allowOverlap="1" wp14:anchorId="294DA3A8" wp14:editId="23341357">
@@ -284,6 +286,7 @@
       <w:r>
         <w:rPr>
           <w:rStyle w:val="Strong"/>
+          <w:noProof/>
         </w:rPr>
         <w:drawing>
           <wp:inline distT="0" distB="0" distL="0" distR="0" wp14:anchorId="2DD60F76" wp14:editId="71C2EC42">
@@ -446,6 +449,7 @@
       <w:r>
         <w:rPr>
           <w:rStyle w:val="Strong"/>
+          <w:noProof/>
         </w:rPr>
         <w:drawing>
           <wp:inline distT="0" distB="0" distL="0" distR="0" wp14:anchorId="52571EF2" wp14:editId="152C8C9F">
@@ -642,6 +646,21 @@
         </w:rPr>
         <w:t>Video Link:</w:t>
       </w:r>
+      <w:r>
+        <w:rPr>
+          <w:rStyle w:val="Strong"/>
+          <w:color w:val="EE0000"/>
+        </w:rPr>
+        <w:t xml:space="preserve"> </w:t>
+      </w:r>
+      <w:hyperlink r:id="rId13" w:history="1">
+        <w:r>
+          <w:rPr>
+            <w:rStyle w:val="Hyperlink"/>
+          </w:rPr>
+          <w:t>https://deakin.au.panopto.com/Panopto/Pages/Viewer.aspx?id=8814c245-56eb-4448-b66c-b495006df376</w:t>
+        </w:r>
+      </w:hyperlink>
       <w:r>
         <w:rPr>
           <w:rStyle w:val="Strong"/>
@@ -1398,6 +1417,7 @@
   <w:style w:type="character" w:default="1" w:styleId="DefaultParagraphFont">
     <w:name w:val="Default Paragraph Font"/>
     <w:uiPriority w:val="1"/>
+    <w:semiHidden/>
     <w:unhideWhenUsed/>
   </w:style>
   <w:style w:type="table" w:default="1" w:styleId="TableNormal">
